--- a/Vein_Naming_System_Handover/Guides_And_Reports/Guides/User_Guide.docx
+++ b/Vein_Naming_System_Handover/Guides_And_Reports/Guides/User_Guide.docx
@@ -126,7 +126,7 @@
         <w:pStyle w:val="ListBullet"/>
       </w:pPr>
       <w:r>
-        <w:t>Then the app is started with run.bat (or Docker — see the Docker Guide).</w:t>
+        <w:t>Then the app is started by double-clicking run.bat.</w:t>
       </w:r>
     </w:p>
     <w:p>
